--- a/plantilla_saer.docx
+++ b/plantilla_saer.docx
@@ -864,179 +864,31 @@
                 <w:rFonts w:ascii="Arial" w:hAnsi="Arial" w:cs="Arial"/>
                 <w:szCs w:val="24"/>
               </w:rPr>
-              <w:t xml:space="preserve">: Análisis muestra </w:t>
-            </w:r>
+              <w:t xml:space="preserve">: Análisis muestra de </w:t>
+            </w:r>
+            <w:proofErr w:type="gramStart"/>
             <w:r>
               <w:rPr>
                 <w:rFonts w:ascii="Arial" w:hAnsi="Arial" w:cs="Arial"/>
                 <w:szCs w:val="24"/>
               </w:rPr>
-              <w:t xml:space="preserve">de </w:t>
-            </w:r>
-            <w:proofErr w:type="gramStart"/>
+              <w:t xml:space="preserve">{{ </w:t>
+            </w:r>
             <w:r>
               <w:rPr>
                 <w:rFonts w:ascii="Arial" w:hAnsi="Arial" w:cs="Arial"/>
                 <w:szCs w:val="24"/>
               </w:rPr>
-              <w:t xml:space="preserve">{{ </w:t>
-            </w:r>
+              <w:t>matriz</w:t>
+            </w:r>
+            <w:proofErr w:type="gramEnd"/>
             <w:r>
               <w:rPr>
                 <w:rFonts w:ascii="Arial" w:hAnsi="Arial" w:cs="Arial"/>
                 <w:szCs w:val="24"/>
               </w:rPr>
-              <w:t>matriz</w:t>
-            </w:r>
-            <w:proofErr w:type="gramEnd"/>
-            <w:r>
-              <w:rPr>
-                <w:rFonts w:ascii="Arial" w:hAnsi="Arial" w:cs="Arial"/>
-                <w:szCs w:val="24"/>
-              </w:rPr>
               <w:t xml:space="preserve"> }}</w:t>
             </w:r>
-          </w:p>
-        </w:tc>
-      </w:tr>
-      <w:tr>
-        <w:trPr>
-          <w:gridAfter w:val="3"/>
-          <w:wAfter w:w="39" w:type="dxa"/>
-          <w:cantSplit/>
-          <w:trHeight w:val="415"/>
-        </w:trPr>
-        <w:tc>
-          <w:tcPr>
-            <w:tcW w:w="10343" w:type="dxa"/>
-            <w:gridSpan w:val="3"/>
-            <w:tcBorders>
-              <w:top w:val="double" w:sz="1" w:space="0" w:color="C0C0C0"/>
-              <w:left w:val="double" w:sz="1" w:space="0" w:color="C0C0C0"/>
-              <w:bottom w:val="double" w:sz="1" w:space="0" w:color="C0C0C0"/>
-              <w:right w:val="double" w:sz="1" w:space="0" w:color="C0C0C0"/>
-            </w:tcBorders>
-          </w:tcPr>
-          <w:p>
-            <w:pPr>
-              <w:pStyle w:val="Encabezado"/>
-              <w:tabs>
-                <w:tab w:val="clear" w:pos="4419"/>
-                <w:tab w:val="clear" w:pos="8838"/>
-              </w:tabs>
-              <w:rPr>
-                <w:rFonts w:ascii="Arial" w:hAnsi="Arial" w:cs="Arial"/>
-                <w:b/>
-                <w:bCs/>
-              </w:rPr>
-            </w:pPr>
-          </w:p>
-          <w:p>
-            <w:pPr>
-              <w:pStyle w:val="Encabezado"/>
-              <w:tabs>
-                <w:tab w:val="clear" w:pos="4419"/>
-                <w:tab w:val="clear" w:pos="8838"/>
-              </w:tabs>
-              <w:rPr>
-                <w:rFonts w:ascii="Arial" w:hAnsi="Arial" w:cs="Arial"/>
-                <w:b/>
-                <w:bCs/>
-              </w:rPr>
-            </w:pPr>
-            <w:r>
-              <w:rPr>
-                <w:rFonts w:ascii="Arial" w:hAnsi="Arial" w:cs="Arial"/>
-                <w:b/>
-                <w:bCs/>
-              </w:rPr>
-              <w:t xml:space="preserve">Referencias: </w:t>
-            </w:r>
-            <w:r>
-              <w:rPr>
-                <w:rFonts w:ascii="Arial" w:hAnsi="Arial" w:cs="Arial"/>
-                <w:b/>
-                <w:bCs/>
-              </w:rPr>
-              <w:t>Convenio FIUNER-</w:t>
-            </w:r>
-            <w:proofErr w:type="gramStart"/>
-            <w:r>
-              <w:rPr>
-                <w:rFonts w:ascii="Arial" w:hAnsi="Arial" w:cs="Arial"/>
-                <w:b/>
-                <w:bCs/>
-              </w:rPr>
-              <w:t>Secretaria</w:t>
-            </w:r>
-            <w:proofErr w:type="gramEnd"/>
-            <w:r>
-              <w:rPr>
-                <w:rFonts w:ascii="Arial" w:hAnsi="Arial" w:cs="Arial"/>
-                <w:b/>
-                <w:bCs/>
-              </w:rPr>
-              <w:t xml:space="preserve"> Ambiente y Cambio Climático (ER)</w:t>
-            </w:r>
-            <w:r>
-              <w:rPr>
-                <w:rFonts w:ascii="Arial" w:hAnsi="Arial" w:cs="Arial"/>
-                <w:b/>
-                <w:bCs/>
-              </w:rPr>
-              <w:t xml:space="preserve">. </w:t>
-            </w:r>
-          </w:p>
-          <w:p>
-            <w:pPr>
-              <w:pStyle w:val="Encabezado"/>
-              <w:rPr>
-                <w:rFonts w:ascii="Arial" w:hAnsi="Arial" w:cs="Arial"/>
-                <w:b/>
-                <w:bCs/>
-                <w:lang w:val="es-AR"/>
-              </w:rPr>
-            </w:pPr>
-            <w:r>
-              <w:rPr>
-                <w:rFonts w:ascii="Arial" w:hAnsi="Arial" w:cs="Arial"/>
-                <w:b/>
-                <w:bCs/>
-              </w:rPr>
-              <w:t>OT-EXT-10-2026 - LQA - SEC AMBIENTE ER</w:t>
-            </w:r>
-          </w:p>
-          <w:p>
-            <w:pPr>
-              <w:pStyle w:val="Encabezado"/>
-              <w:tabs>
-                <w:tab w:val="clear" w:pos="4419"/>
-                <w:tab w:val="clear" w:pos="8838"/>
-              </w:tabs>
-              <w:rPr>
-                <w:rFonts w:ascii="Arial" w:hAnsi="Arial" w:cs="Arial"/>
-                <w:b/>
-                <w:bCs/>
-                <w:i/>
-                <w:iCs/>
-                <w:szCs w:val="24"/>
-              </w:rPr>
-            </w:pPr>
-          </w:p>
-          <w:p>
-            <w:pPr>
-              <w:pStyle w:val="Encabezado"/>
-              <w:tabs>
-                <w:tab w:val="clear" w:pos="4419"/>
-                <w:tab w:val="clear" w:pos="8838"/>
-              </w:tabs>
-              <w:rPr>
-                <w:rFonts w:ascii="Arial" w:hAnsi="Arial" w:cs="Arial"/>
-                <w:i/>
-                <w:iCs/>
-                <w:szCs w:val="24"/>
-              </w:rPr>
-            </w:pPr>
           </w:p>
         </w:tc>
       </w:tr>
@@ -1331,263 +1183,6 @@
       </w:tr>
       <w:tr>
         <w:trPr>
-          <w:gridAfter w:val="3"/>
-          <w:wAfter w:w="39" w:type="dxa"/>
-          <w:trHeight w:val="439"/>
-        </w:trPr>
-        <w:tc>
-          <w:tcPr>
-            <w:tcW w:w="10343" w:type="dxa"/>
-            <w:gridSpan w:val="3"/>
-            <w:tcBorders>
-              <w:top w:val="double" w:sz="1" w:space="0" w:color="C0C0C0"/>
-              <w:left w:val="double" w:sz="1" w:space="0" w:color="C0C0C0"/>
-              <w:bottom w:val="double" w:sz="1" w:space="0" w:color="C0C0C0"/>
-              <w:right w:val="double" w:sz="1" w:space="0" w:color="C0C0C0"/>
-            </w:tcBorders>
-            <w:shd w:val="clear" w:color="auto" w:fill="E0E0E0"/>
-          </w:tcPr>
-          <w:p>
-            <w:pPr>
-              <w:rPr>
-                <w:rFonts w:ascii="Arial" w:hAnsi="Arial" w:cs="Arial"/>
-              </w:rPr>
-            </w:pPr>
-          </w:p>
-          <w:p>
-            <w:r>
-              <w:rPr>
-                <w:rFonts w:ascii="Arial" w:hAnsi="Arial" w:cs="Arial"/>
-              </w:rPr>
-              <w:t>4</w:t>
-            </w:r>
-            <w:proofErr w:type="gramStart"/>
-            <w:r>
-              <w:rPr>
-                <w:rFonts w:ascii="Arial" w:hAnsi="Arial" w:cs="Arial"/>
-              </w:rPr>
-              <w:t>-  OBLIGACIONES</w:t>
-            </w:r>
-            <w:proofErr w:type="gramEnd"/>
-            <w:r>
-              <w:rPr>
-                <w:rFonts w:ascii="Arial" w:hAnsi="Arial" w:cs="Arial"/>
-              </w:rPr>
-              <w:t xml:space="preserve"> DE LA UNIDAD EJECUTORA</w:t>
-            </w:r>
-          </w:p>
-        </w:tc>
-      </w:tr>
-      <w:tr>
-        <w:trPr>
-          <w:gridAfter w:val="3"/>
-          <w:wAfter w:w="39" w:type="dxa"/>
-          <w:trHeight w:val="439"/>
-        </w:trPr>
-        <w:tc>
-          <w:tcPr>
-            <w:tcW w:w="10343" w:type="dxa"/>
-            <w:gridSpan w:val="3"/>
-            <w:tcBorders>
-              <w:top w:val="double" w:sz="1" w:space="0" w:color="C0C0C0"/>
-              <w:left w:val="double" w:sz="1" w:space="0" w:color="C0C0C0"/>
-              <w:bottom w:val="double" w:sz="1" w:space="0" w:color="808080"/>
-              <w:right w:val="double" w:sz="1" w:space="0" w:color="C0C0C0"/>
-            </w:tcBorders>
-          </w:tcPr>
-          <w:p>
-            <w:pPr>
-              <w:snapToGrid w:val="0"/>
-              <w:rPr>
-                <w:rFonts w:ascii="Arial" w:hAnsi="Arial" w:cs="Arial"/>
-              </w:rPr>
-            </w:pPr>
-          </w:p>
-        </w:tc>
-      </w:tr>
-      <w:tr>
-        <w:trPr>
-          <w:gridAfter w:val="3"/>
-          <w:wAfter w:w="39" w:type="dxa"/>
-          <w:trHeight w:val="439"/>
-        </w:trPr>
-        <w:tc>
-          <w:tcPr>
-            <w:tcW w:w="10343" w:type="dxa"/>
-            <w:gridSpan w:val="3"/>
-            <w:tcBorders>
-              <w:top w:val="double" w:sz="1" w:space="0" w:color="C0C0C0"/>
-              <w:left w:val="double" w:sz="1" w:space="0" w:color="C0C0C0"/>
-              <w:bottom w:val="double" w:sz="1" w:space="0" w:color="808080"/>
-              <w:right w:val="double" w:sz="1" w:space="0" w:color="C0C0C0"/>
-            </w:tcBorders>
-          </w:tcPr>
-          <w:p>
-            <w:pPr>
-              <w:pStyle w:val="Piedepgina"/>
-              <w:ind w:firstLine="120"/>
-              <w:rPr>
-                <w:rFonts w:ascii="Arial" w:hAnsi="Arial" w:cs="Arial"/>
-                <w:b/>
-                <w:bCs/>
-              </w:rPr>
-            </w:pPr>
-          </w:p>
-          <w:p>
-            <w:pPr>
-              <w:pStyle w:val="Piedepgina"/>
-              <w:ind w:firstLine="120"/>
-              <w:rPr>
-                <w:rFonts w:ascii="Arial" w:hAnsi="Arial" w:cs="Arial"/>
-              </w:rPr>
-            </w:pPr>
-            <w:proofErr w:type="gramStart"/>
-            <w:r>
-              <w:rPr>
-                <w:rFonts w:ascii="Arial" w:hAnsi="Arial" w:cs="Arial"/>
-                <w:b/>
-                <w:bCs/>
-              </w:rPr>
-              <w:t>Producto a entregar</w:t>
-            </w:r>
-            <w:proofErr w:type="gramEnd"/>
-            <w:r>
-              <w:rPr>
-                <w:rFonts w:ascii="Arial" w:hAnsi="Arial" w:cs="Arial"/>
-                <w:b/>
-                <w:bCs/>
-              </w:rPr>
-              <w:t>:</w:t>
-            </w:r>
-          </w:p>
-          <w:p>
-            <w:pPr>
-              <w:pStyle w:val="Encabezado"/>
-              <w:tabs>
-                <w:tab w:val="clear" w:pos="4419"/>
-                <w:tab w:val="clear" w:pos="8838"/>
-              </w:tabs>
-              <w:rPr>
-                <w:rFonts w:ascii="Arial" w:hAnsi="Arial" w:cs="Arial"/>
-              </w:rPr>
-            </w:pPr>
-          </w:p>
-          <w:p>
-            <w:pPr>
-              <w:pStyle w:val="Encabezado"/>
-              <w:tabs>
-                <w:tab w:val="clear" w:pos="4419"/>
-                <w:tab w:val="clear" w:pos="8838"/>
-              </w:tabs>
-              <w:rPr>
-                <w:rFonts w:ascii="Arial" w:hAnsi="Arial" w:cs="Arial"/>
-              </w:rPr>
-            </w:pPr>
-          </w:p>
-        </w:tc>
-      </w:tr>
-      <w:tr>
-        <w:trPr>
-          <w:gridAfter w:val="3"/>
-          <w:wAfter w:w="39" w:type="dxa"/>
-          <w:trHeight w:hRule="exact" w:val="454"/>
-        </w:trPr>
-        <w:tc>
-          <w:tcPr>
-            <w:tcW w:w="10343" w:type="dxa"/>
-            <w:gridSpan w:val="3"/>
-            <w:tcBorders>
-              <w:top w:val="double" w:sz="1" w:space="0" w:color="C0C0C0"/>
-              <w:left w:val="double" w:sz="1" w:space="0" w:color="C0C0C0"/>
-              <w:bottom w:val="double" w:sz="1" w:space="0" w:color="C0C0C0"/>
-              <w:right w:val="double" w:sz="1" w:space="0" w:color="C0C0C0"/>
-            </w:tcBorders>
-            <w:shd w:val="clear" w:color="auto" w:fill="E0E0E0"/>
-          </w:tcPr>
-          <w:p>
-            <w:pPr>
-              <w:spacing w:before="120"/>
-            </w:pPr>
-            <w:r>
-              <w:rPr>
-                <w:rFonts w:ascii="Arial" w:hAnsi="Arial" w:cs="Arial"/>
-              </w:rPr>
-              <w:t>5- OBLIGACIONES DEL COMITENTE:</w:t>
-            </w:r>
-          </w:p>
-        </w:tc>
-      </w:tr>
-      <w:tr>
-        <w:trPr>
-          <w:gridAfter w:val="3"/>
-          <w:wAfter w:w="39" w:type="dxa"/>
-          <w:trHeight w:val="412"/>
-        </w:trPr>
-        <w:tc>
-          <w:tcPr>
-            <w:tcW w:w="10343" w:type="dxa"/>
-            <w:gridSpan w:val="3"/>
-            <w:tcBorders>
-              <w:top w:val="double" w:sz="1" w:space="0" w:color="C0C0C0"/>
-              <w:left w:val="double" w:sz="1" w:space="0" w:color="C0C0C0"/>
-              <w:bottom w:val="double" w:sz="1" w:space="0" w:color="C0C0C0"/>
-              <w:right w:val="double" w:sz="1" w:space="0" w:color="C0C0C0"/>
-            </w:tcBorders>
-          </w:tcPr>
-          <w:p>
-            <w:pPr>
-              <w:snapToGrid w:val="0"/>
-              <w:rPr>
-                <w:rFonts w:ascii="Arial" w:hAnsi="Arial" w:cs="Arial"/>
-              </w:rPr>
-            </w:pPr>
-          </w:p>
-          <w:p>
-            <w:pPr>
-              <w:rPr>
-                <w:rFonts w:ascii="Arial" w:hAnsi="Arial" w:cs="Arial"/>
-              </w:rPr>
-            </w:pPr>
-          </w:p>
-          <w:p>
-            <w:pPr>
-              <w:rPr>
-                <w:rFonts w:ascii="Arial" w:hAnsi="Arial" w:cs="Arial"/>
-              </w:rPr>
-            </w:pPr>
-          </w:p>
-          <w:p>
-            <w:pPr>
-              <w:rPr>
-                <w:rFonts w:ascii="Arial" w:hAnsi="Arial" w:cs="Arial"/>
-              </w:rPr>
-            </w:pPr>
-          </w:p>
-          <w:p>
-            <w:pPr>
-              <w:rPr>
-                <w:rFonts w:ascii="Arial" w:hAnsi="Arial" w:cs="Arial"/>
-              </w:rPr>
-            </w:pPr>
-          </w:p>
-          <w:p>
-            <w:pPr>
-              <w:rPr>
-                <w:rFonts w:ascii="Arial" w:hAnsi="Arial" w:cs="Arial"/>
-              </w:rPr>
-            </w:pPr>
-          </w:p>
-          <w:p>
-            <w:pPr>
-              <w:rPr>
-                <w:rFonts w:ascii="Arial" w:hAnsi="Arial" w:cs="Arial"/>
-              </w:rPr>
-            </w:pPr>
-          </w:p>
-        </w:tc>
-      </w:tr>
-      <w:tr>
-        <w:trPr>
           <w:trHeight w:val="454"/>
         </w:trPr>
         <w:tc>
@@ -1612,8 +1207,14 @@
                 <w:b w:val="0"/>
                 <w:bCs w:val="0"/>
               </w:rPr>
-              <w:lastRenderedPageBreak/>
-              <w:t xml:space="preserve">6- OTRAS ESPECIFICACIONES </w:t>
+              <w:t>4</w:t>
+            </w:r>
+            <w:r>
+              <w:rPr>
+                <w:b w:val="0"/>
+                <w:bCs w:val="0"/>
+              </w:rPr>
+              <w:t xml:space="preserve">- OTRAS ESPECIFICACIONES </w:t>
             </w:r>
           </w:p>
         </w:tc>
@@ -1708,7 +1309,15 @@
                 <w:bCs w:val="0"/>
                 <w:color w:val="auto"/>
               </w:rPr>
-              <w:t>7- ARANCELES Y FORMA DE PAGO</w:t>
+              <w:t>5</w:t>
+            </w:r>
+            <w:r>
+              <w:rPr>
+                <w:b w:val="0"/>
+                <w:bCs w:val="0"/>
+                <w:color w:val="auto"/>
+              </w:rPr>
+              <w:t>- ARANCELES Y FORMA DE PAGO</w:t>
             </w:r>
           </w:p>
         </w:tc>
@@ -1885,7 +1494,13 @@
               <w:rPr>
                 <w:rFonts w:ascii="Arial" w:hAnsi="Arial" w:cs="Arial"/>
               </w:rPr>
-              <w:t>8- FORMALIZACIÒN:</w:t>
+              <w:t>6</w:t>
+            </w:r>
+            <w:r>
+              <w:rPr>
+                <w:rFonts w:ascii="Arial" w:hAnsi="Arial" w:cs="Arial"/>
+              </w:rPr>
+              <w:t>- FORMALIZACIÒN:</w:t>
             </w:r>
           </w:p>
         </w:tc>
@@ -1936,6 +1551,7 @@
               <w:rPr>
                 <w:rFonts w:ascii="Arial" w:hAnsi="Arial" w:cs="Arial"/>
               </w:rPr>
+              <w:lastRenderedPageBreak/>
               <w:pict w14:anchorId="5BB2E51D">
                 <v:shapetype id="_x0000_t75" coordsize="21600,21600" o:spt="75" o:preferrelative="t" path="m@4@5l@4@11@9@11@9@5xe" filled="f" stroked="f">
                   <v:stroke joinstyle="miter"/>
